--- a/TIER_1082/GUIONES.docx
+++ b/TIER_1082/GUIONES.docx
@@ -5,12 +5,12 @@
     <w:p>
       <w:pPr>
         <w:rPr>
-          <w:lang w:val="es-EC"/>
-        </w:rPr>
-      </w:pPr>
-      <w:r>
-        <w:rPr>
-          <w:lang w:val="es-EC"/>
+          <w:lang w:val="en-US"/>
+        </w:rPr>
+      </w:pPr>
+      <w:r>
+        <w:rPr>
+          <w:lang w:val="en-US"/>
         </w:rPr>
         <w:t>S1_Guion_1</w:t>
       </w:r>
@@ -18,94 +18,39 @@
     <w:p>
       <w:pPr>
         <w:rPr>
-          <w:lang w:val="es-EC"/>
-        </w:rPr>
-      </w:pPr>
-    </w:p>
-    <w:p>
-      <w:pPr>
-        <w:rPr>
-          <w:lang w:val="es-EC"/>
-        </w:rPr>
-      </w:pPr>
-      <w:r>
-        <w:rPr>
-          <w:lang w:val="es-EC"/>
-        </w:rPr>
-        <w:t>&lt;p&gt;S1_Guion_1_Instituciones_internacionales_enfocadas_al_estudio_interno_de_la_Tierra&lt;/p&gt;</w:t>
-      </w:r>
-    </w:p>
-    <w:p>
-      <w:pPr>
-        <w:rPr>
-          <w:lang w:val="en-US"/>
-        </w:rPr>
-      </w:pPr>
-      <w:r>
-        <w:rPr>
-          <w:lang w:val="en-US"/>
-        </w:rPr>
-        <w:t>&lt;p style="text-</w:t>
-      </w:r>
-      <w:proofErr w:type="gramStart"/>
-      <w:r>
-        <w:rPr>
-          <w:lang w:val="en-US"/>
-        </w:rPr>
-        <w:t>align:</w:t>
-      </w:r>
-      <w:proofErr w:type="gramEnd"/>
-      <w:r>
-        <w:rPr>
-          <w:lang w:val="en-US"/>
-        </w:rPr>
-        <w:t xml:space="preserve"> center;"&gt;&lt;</w:t>
-      </w:r>
-      <w:proofErr w:type="spellStart"/>
-      <w:r>
-        <w:rPr>
-          <w:lang w:val="en-US"/>
-        </w:rPr>
-        <w:t>iframe</w:t>
-      </w:r>
-      <w:proofErr w:type="spellEnd"/>
-      <w:r>
-        <w:rPr>
-          <w:lang w:val="en-US"/>
-        </w:rPr>
-        <w:t xml:space="preserve"> src="https://www.ediloja.com/recursos/2026-1/TIER_1082/Instituciones_internacionales_enfocadas_al_estudio_interno_de_la_Tierra.html" width="800" height="800" loading="lazy"&gt;&lt;/</w:t>
-      </w:r>
-      <w:proofErr w:type="spellStart"/>
-      <w:r>
-        <w:rPr>
-          <w:lang w:val="en-US"/>
-        </w:rPr>
-        <w:t>iframe</w:t>
-      </w:r>
-      <w:proofErr w:type="spellEnd"/>
-      <w:r>
-        <w:rPr>
-          <w:lang w:val="en-US"/>
-        </w:rPr>
-        <w:t>&gt;&lt;/p&gt;</w:t>
-      </w:r>
-    </w:p>
-    <w:p>
-      <w:pPr>
-        <w:rPr>
-          <w:lang w:val="en-US"/>
-        </w:rPr>
-      </w:pPr>
-    </w:p>
-    <w:p>
-      <w:pPr>
-        <w:rPr>
-          <w:lang w:val="es-EC"/>
-        </w:rPr>
-      </w:pPr>
-      <w:r>
-        <w:rPr>
-          <w:lang w:val="es-EC"/>
+          <w:lang w:val="en-US"/>
+        </w:rPr>
+      </w:pPr>
+    </w:p>
+    <w:p>
+      <w:pPr>
+        <w:rPr>
+          <w:lang w:val="en-US"/>
+        </w:rPr>
+      </w:pPr>
+      <w:r>
+        <w:rPr>
+          <w:lang w:val="en-US"/>
+        </w:rPr>
+        <w:t>&lt;p style="text-align: center;"&gt;&lt;iframe src="https://www.ediloja.com/recursos/2026-1/TIER_1082/Instituciones_internacionales_enfocadas_al_estudio_interno_de_la_Tierra.html" width="800" height="800" loading="lazy"&gt;&lt;/iframe&gt;&lt;/p&gt;</w:t>
+      </w:r>
+    </w:p>
+    <w:p>
+      <w:pPr>
+        <w:rPr>
+          <w:lang w:val="en-US"/>
+        </w:rPr>
+      </w:pPr>
+    </w:p>
+    <w:p>
+      <w:pPr>
+        <w:rPr>
+          <w:lang w:val="en-US"/>
+        </w:rPr>
+      </w:pPr>
+      <w:r>
+        <w:rPr>
+          <w:lang w:val="en-US"/>
         </w:rPr>
         <w:t>S1_Guion_2</w:t>
       </w:r>
@@ -113,80 +58,39 @@
     <w:p>
       <w:pPr>
         <w:rPr>
-          <w:lang w:val="es-EC"/>
-        </w:rPr>
-      </w:pPr>
-    </w:p>
-    <w:p>
-      <w:pPr>
-        <w:rPr>
-          <w:lang w:val="es-EC"/>
-        </w:rPr>
-      </w:pPr>
-      <w:r>
-        <w:rPr>
-          <w:lang w:val="es-EC"/>
-        </w:rPr>
-        <w:t>&lt;p&gt;S1_Guion_2_Cadenas_montanosas_mas_grandes_del_planeta&lt;/p&gt;</w:t>
-      </w:r>
-    </w:p>
-    <w:p>
-      <w:pPr>
-        <w:rPr>
-          <w:lang w:val="en-US"/>
-        </w:rPr>
-      </w:pPr>
-      <w:r>
-        <w:rPr>
-          <w:lang w:val="en-US"/>
-        </w:rPr>
-        <w:t>&lt;p style="text-align: center;"&gt;&lt;</w:t>
-      </w:r>
-      <w:proofErr w:type="spellStart"/>
-      <w:r>
-        <w:rPr>
-          <w:lang w:val="en-US"/>
-        </w:rPr>
-        <w:t>iframe</w:t>
-      </w:r>
-      <w:proofErr w:type="spellEnd"/>
-      <w:r>
-        <w:rPr>
-          <w:lang w:val="en-US"/>
-        </w:rPr>
-        <w:t xml:space="preserve"> src="https://www.ediloja.com/recursos/2026-1/TIER_1082/Cadenas_montanosas_mas_grandes_del_planeta.html" width="800" height="800" loading="lazy"&gt;&lt;/</w:t>
-      </w:r>
-      <w:proofErr w:type="spellStart"/>
-      <w:r>
-        <w:rPr>
-          <w:lang w:val="en-US"/>
-        </w:rPr>
-        <w:t>iframe</w:t>
-      </w:r>
-      <w:proofErr w:type="spellEnd"/>
-      <w:r>
-        <w:rPr>
-          <w:lang w:val="en-US"/>
-        </w:rPr>
-        <w:t>&gt;&lt;/p&gt;</w:t>
-      </w:r>
-    </w:p>
-    <w:p>
-      <w:pPr>
-        <w:rPr>
-          <w:lang w:val="en-US"/>
-        </w:rPr>
-      </w:pPr>
-    </w:p>
-    <w:p>
-      <w:pPr>
-        <w:rPr>
-          <w:lang w:val="es-EC"/>
-        </w:rPr>
-      </w:pPr>
-      <w:r>
-        <w:rPr>
-          <w:lang w:val="es-EC"/>
+          <w:lang w:val="en-US"/>
+        </w:rPr>
+      </w:pPr>
+    </w:p>
+    <w:p>
+      <w:pPr>
+        <w:rPr>
+          <w:lang w:val="en-US"/>
+        </w:rPr>
+      </w:pPr>
+      <w:r>
+        <w:rPr>
+          <w:lang w:val="en-US"/>
+        </w:rPr>
+        <w:t>&lt;p style="text-align: center;"&gt;&lt;iframe src="https://www.ediloja.com/recursos/2026-1/TIER_1082/Cadenas_montanosas_mas_grandes_del_planeta.html" width="800" height="800" loading="lazy"&gt;&lt;/iframe&gt;&lt;/p&gt;</w:t>
+      </w:r>
+    </w:p>
+    <w:p>
+      <w:pPr>
+        <w:rPr>
+          <w:lang w:val="en-US"/>
+        </w:rPr>
+      </w:pPr>
+    </w:p>
+    <w:p>
+      <w:pPr>
+        <w:rPr>
+          <w:lang w:val="en-US"/>
+        </w:rPr>
+      </w:pPr>
+      <w:r>
+        <w:rPr>
+          <w:lang w:val="en-US"/>
         </w:rPr>
         <w:t>S1_Guion_3</w:t>
       </w:r>
@@ -194,80 +98,39 @@
     <w:p>
       <w:pPr>
         <w:rPr>
-          <w:lang w:val="es-EC"/>
-        </w:rPr>
-      </w:pPr>
-    </w:p>
-    <w:p>
-      <w:pPr>
-        <w:rPr>
-          <w:lang w:val="es-EC"/>
-        </w:rPr>
-      </w:pPr>
-      <w:r>
-        <w:rPr>
-          <w:lang w:val="es-EC"/>
-        </w:rPr>
-        <w:t>&lt;p&gt;S1_Guion_3_Fundamentos_geologicos_y_dinamicas_internas&lt;/p&gt;</w:t>
-      </w:r>
-    </w:p>
-    <w:p>
-      <w:pPr>
-        <w:rPr>
-          <w:lang w:val="en-US"/>
-        </w:rPr>
-      </w:pPr>
-      <w:r>
-        <w:rPr>
-          <w:lang w:val="en-US"/>
-        </w:rPr>
-        <w:t>&lt;p style="text-align: center;"&gt;&lt;</w:t>
-      </w:r>
-      <w:proofErr w:type="spellStart"/>
-      <w:r>
-        <w:rPr>
-          <w:lang w:val="en-US"/>
-        </w:rPr>
-        <w:t>iframe</w:t>
-      </w:r>
-      <w:proofErr w:type="spellEnd"/>
-      <w:r>
-        <w:rPr>
-          <w:lang w:val="en-US"/>
-        </w:rPr>
-        <w:t xml:space="preserve"> src="https://www.ediloja.com/recursos/2026-1/TIER_1082/Fundamentos_geologicos_y_dinamicas_internas.html" width="800" height="800" loading="lazy"&gt;&lt;/</w:t>
-      </w:r>
-      <w:proofErr w:type="spellStart"/>
-      <w:r>
-        <w:rPr>
-          <w:lang w:val="en-US"/>
-        </w:rPr>
-        <w:t>iframe</w:t>
-      </w:r>
-      <w:proofErr w:type="spellEnd"/>
-      <w:r>
-        <w:rPr>
-          <w:lang w:val="en-US"/>
-        </w:rPr>
-        <w:t>&gt;&lt;/p&gt;</w:t>
-      </w:r>
-    </w:p>
-    <w:p>
-      <w:pPr>
-        <w:rPr>
-          <w:lang w:val="en-US"/>
-        </w:rPr>
-      </w:pPr>
-    </w:p>
-    <w:p>
-      <w:pPr>
-        <w:rPr>
-          <w:lang w:val="es-EC"/>
-        </w:rPr>
-      </w:pPr>
-      <w:r>
-        <w:rPr>
-          <w:lang w:val="es-EC"/>
+          <w:lang w:val="en-US"/>
+        </w:rPr>
+      </w:pPr>
+    </w:p>
+    <w:p>
+      <w:pPr>
+        <w:rPr>
+          <w:lang w:val="en-US"/>
+        </w:rPr>
+      </w:pPr>
+      <w:r>
+        <w:rPr>
+          <w:lang w:val="en-US"/>
+        </w:rPr>
+        <w:t>&lt;p style="text-align: center;"&gt;&lt;iframe src="https://www.ediloja.com/recursos/2026-1/TIER_1082/Fundamentos_geologicos_y_dinamicas_internas.html" width="800" height="800" loading="lazy"&gt;&lt;/iframe&gt;&lt;/p&gt;</w:t>
+      </w:r>
+    </w:p>
+    <w:p>
+      <w:pPr>
+        <w:rPr>
+          <w:lang w:val="en-US"/>
+        </w:rPr>
+      </w:pPr>
+    </w:p>
+    <w:p>
+      <w:pPr>
+        <w:rPr>
+          <w:lang w:val="en-US"/>
+        </w:rPr>
+      </w:pPr>
+      <w:r>
+        <w:rPr>
+          <w:lang w:val="en-US"/>
         </w:rPr>
         <w:t>S2_Guion_4</w:t>
       </w:r>
@@ -275,80 +138,39 @@
     <w:p>
       <w:pPr>
         <w:rPr>
-          <w:lang w:val="es-EC"/>
-        </w:rPr>
-      </w:pPr>
-    </w:p>
-    <w:p>
-      <w:pPr>
-        <w:rPr>
-          <w:lang w:val="es-EC"/>
-        </w:rPr>
-      </w:pPr>
-      <w:r>
-        <w:rPr>
-          <w:lang w:val="es-EC"/>
-        </w:rPr>
-        <w:t>&lt;p&gt;S2_Guion_4_Tipos_de_meteorizacion&lt;/p&gt;</w:t>
-      </w:r>
-    </w:p>
-    <w:p>
-      <w:pPr>
-        <w:rPr>
-          <w:lang w:val="en-US"/>
-        </w:rPr>
-      </w:pPr>
-      <w:r>
-        <w:rPr>
-          <w:lang w:val="en-US"/>
-        </w:rPr>
-        <w:t>&lt;p style="text-align: center;"&gt;&lt;</w:t>
-      </w:r>
-      <w:proofErr w:type="spellStart"/>
-      <w:r>
-        <w:rPr>
-          <w:lang w:val="en-US"/>
-        </w:rPr>
-        <w:t>iframe</w:t>
-      </w:r>
-      <w:proofErr w:type="spellEnd"/>
-      <w:r>
-        <w:rPr>
-          <w:lang w:val="en-US"/>
-        </w:rPr>
-        <w:t xml:space="preserve"> src="https://www.ediloja.com/recursos/2026-1/TIER_1082/Tipos_de_meteorizacion.html" width="800" height="800" loading="lazy"&gt;&lt;/</w:t>
-      </w:r>
-      <w:proofErr w:type="spellStart"/>
-      <w:r>
-        <w:rPr>
-          <w:lang w:val="en-US"/>
-        </w:rPr>
-        <w:t>iframe</w:t>
-      </w:r>
-      <w:proofErr w:type="spellEnd"/>
-      <w:r>
-        <w:rPr>
-          <w:lang w:val="en-US"/>
-        </w:rPr>
-        <w:t>&gt;&lt;/p&gt;</w:t>
-      </w:r>
-    </w:p>
-    <w:p>
-      <w:pPr>
-        <w:rPr>
-          <w:lang w:val="en-US"/>
-        </w:rPr>
-      </w:pPr>
-    </w:p>
-    <w:p>
-      <w:pPr>
-        <w:rPr>
-          <w:lang w:val="es-EC"/>
-        </w:rPr>
-      </w:pPr>
-      <w:r>
-        <w:rPr>
-          <w:lang w:val="es-EC"/>
+          <w:lang w:val="en-US"/>
+        </w:rPr>
+      </w:pPr>
+    </w:p>
+    <w:p>
+      <w:pPr>
+        <w:rPr>
+          <w:lang w:val="en-US"/>
+        </w:rPr>
+      </w:pPr>
+      <w:r>
+        <w:rPr>
+          <w:lang w:val="en-US"/>
+        </w:rPr>
+        <w:t>&lt;p style="text-align: center;"&gt;&lt;iframe src="https://www.ediloja.com/recursos/2026-1/TIER_1082/Tipos_de_meteorizacion.html" width="800" height="800" loading="lazy"&gt;&lt;/iframe&gt;&lt;/p&gt;</w:t>
+      </w:r>
+    </w:p>
+    <w:p>
+      <w:pPr>
+        <w:rPr>
+          <w:lang w:val="en-US"/>
+        </w:rPr>
+      </w:pPr>
+    </w:p>
+    <w:p>
+      <w:pPr>
+        <w:rPr>
+          <w:lang w:val="en-US"/>
+        </w:rPr>
+      </w:pPr>
+      <w:r>
+        <w:rPr>
+          <w:lang w:val="en-US"/>
         </w:rPr>
         <w:t>S2_Guion_5</w:t>
       </w:r>
@@ -356,80 +178,39 @@
     <w:p>
       <w:pPr>
         <w:rPr>
-          <w:lang w:val="es-EC"/>
-        </w:rPr>
-      </w:pPr>
-    </w:p>
-    <w:p>
-      <w:pPr>
-        <w:rPr>
-          <w:lang w:val="es-EC"/>
-        </w:rPr>
-      </w:pPr>
-      <w:r>
-        <w:rPr>
-          <w:lang w:val="es-EC"/>
-        </w:rPr>
-        <w:t>&lt;p&gt;S2_Guion_5_Identificacion_de_los_tipos_de_rocas&lt;/p&gt;</w:t>
-      </w:r>
-    </w:p>
-    <w:p>
-      <w:pPr>
-        <w:rPr>
-          <w:lang w:val="en-US"/>
-        </w:rPr>
-      </w:pPr>
-      <w:r>
-        <w:rPr>
-          <w:lang w:val="en-US"/>
-        </w:rPr>
-        <w:t>&lt;p style="text-align: center;"&gt;&lt;</w:t>
-      </w:r>
-      <w:proofErr w:type="spellStart"/>
-      <w:r>
-        <w:rPr>
-          <w:lang w:val="en-US"/>
-        </w:rPr>
-        <w:t>iframe</w:t>
-      </w:r>
-      <w:proofErr w:type="spellEnd"/>
-      <w:r>
-        <w:rPr>
-          <w:lang w:val="en-US"/>
-        </w:rPr>
-        <w:t xml:space="preserve"> src="https://www.ediloja.com/recursos/2026-1/TIER_1082/Identificacion_de_los_tipos_de_rocas.html" width="800" height="800" loading="lazy"&gt;&lt;/</w:t>
-      </w:r>
-      <w:proofErr w:type="spellStart"/>
-      <w:r>
-        <w:rPr>
-          <w:lang w:val="en-US"/>
-        </w:rPr>
-        <w:t>iframe</w:t>
-      </w:r>
-      <w:proofErr w:type="spellEnd"/>
-      <w:r>
-        <w:rPr>
-          <w:lang w:val="en-US"/>
-        </w:rPr>
-        <w:t>&gt;&lt;/p&gt;</w:t>
-      </w:r>
-    </w:p>
-    <w:p>
-      <w:pPr>
-        <w:rPr>
-          <w:lang w:val="en-US"/>
-        </w:rPr>
-      </w:pPr>
-    </w:p>
-    <w:p>
-      <w:pPr>
-        <w:rPr>
-          <w:lang w:val="es-EC"/>
-        </w:rPr>
-      </w:pPr>
-      <w:r>
-        <w:rPr>
-          <w:lang w:val="es-EC"/>
+          <w:lang w:val="en-US"/>
+        </w:rPr>
+      </w:pPr>
+    </w:p>
+    <w:p>
+      <w:pPr>
+        <w:rPr>
+          <w:lang w:val="en-US"/>
+        </w:rPr>
+      </w:pPr>
+      <w:r>
+        <w:rPr>
+          <w:lang w:val="en-US"/>
+        </w:rPr>
+        <w:t>&lt;p style="text-align: center;"&gt;&lt;iframe src="https://www.ediloja.com/recursos/2026-1/TIER_1082/Identificacion_de_los_tipos_de_rocas.html" width="800" height="800" loading="lazy"&gt;&lt;/iframe&gt;&lt;/p&gt;</w:t>
+      </w:r>
+    </w:p>
+    <w:p>
+      <w:pPr>
+        <w:rPr>
+          <w:lang w:val="en-US"/>
+        </w:rPr>
+      </w:pPr>
+    </w:p>
+    <w:p>
+      <w:pPr>
+        <w:rPr>
+          <w:lang w:val="en-US"/>
+        </w:rPr>
+      </w:pPr>
+      <w:r>
+        <w:rPr>
+          <w:lang w:val="en-US"/>
         </w:rPr>
         <w:t>S3_Guion_6</w:t>
       </w:r>
@@ -437,62 +218,21 @@
     <w:p>
       <w:pPr>
         <w:rPr>
-          <w:lang w:val="es-EC"/>
-        </w:rPr>
-      </w:pPr>
-    </w:p>
-    <w:p>
-      <w:pPr>
-        <w:rPr>
-          <w:lang w:val="es-EC"/>
-        </w:rPr>
-      </w:pPr>
-      <w:r>
-        <w:rPr>
-          <w:lang w:val="es-EC"/>
-        </w:rPr>
-        <w:t>&lt;p&gt;S3_Guion_6_ODS_relacionados_con_el_suelo&lt;/p&gt;</w:t>
-      </w:r>
-    </w:p>
-    <w:p>
-      <w:pPr>
-        <w:rPr>
-          <w:lang w:val="en-US"/>
-        </w:rPr>
-      </w:pPr>
-      <w:r>
-        <w:rPr>
-          <w:lang w:val="en-US"/>
-        </w:rPr>
-        <w:t>&lt;p style="text-align: center;"&gt;&lt;</w:t>
-      </w:r>
-      <w:proofErr w:type="spellStart"/>
-      <w:r>
-        <w:rPr>
-          <w:lang w:val="en-US"/>
-        </w:rPr>
-        <w:t>iframe</w:t>
-      </w:r>
-      <w:proofErr w:type="spellEnd"/>
-      <w:r>
-        <w:rPr>
-          <w:lang w:val="en-US"/>
-        </w:rPr>
-        <w:t xml:space="preserve"> src="https://www.ediloja.com/recursos/2026-1/TIER_1082/ODS_relacionados_con_el_suelo.html" width="800" height="800" loading="lazy"&gt;&lt;/</w:t>
-      </w:r>
-      <w:proofErr w:type="spellStart"/>
-      <w:r>
-        <w:rPr>
-          <w:lang w:val="en-US"/>
-        </w:rPr>
-        <w:t>iframe</w:t>
-      </w:r>
-      <w:proofErr w:type="spellEnd"/>
-      <w:r>
-        <w:rPr>
-          <w:lang w:val="en-US"/>
-        </w:rPr>
-        <w:t>&gt;&lt;/p&gt;</w:t>
+          <w:lang w:val="en-US"/>
+        </w:rPr>
+      </w:pPr>
+    </w:p>
+    <w:p>
+      <w:pPr>
+        <w:rPr>
+          <w:lang w:val="en-US"/>
+        </w:rPr>
+      </w:pPr>
+      <w:r>
+        <w:rPr>
+          <w:lang w:val="en-US"/>
+        </w:rPr>
+        <w:t>&lt;p style="text-align: center;"&gt;&lt;iframe src="https://www.ediloja.com/recursos/2026-1/TIER_1082/ODS_relacionados_con_el_suelo.html" width="800" height="800" loading="lazy"&gt;&lt;/iframe&gt;&lt;/p&gt;</w:t>
       </w:r>
     </w:p>
     <w:p>
@@ -532,8 +272,355 @@
         <w:rPr>
           <w:lang w:val="en-US"/>
         </w:rPr>
-        <w:t>&lt;p&gt;S3_Guion_7_Objetos_y_materia_organica&lt;/p&gt;</w:t>
-      </w:r>
+        <w:t>&lt;p style="text-align: center;"&gt;&lt;iframe src="https://www.ediloja.com/recursos/2026-1/TIER_1082/Objetos_y_materia_organica.html" width="800" height="800" loading="lazy"&gt;&lt;/iframe&gt;&lt;/p&gt;</w:t>
+      </w:r>
+    </w:p>
+    <w:p>
+      <w:pPr>
+        <w:rPr>
+          <w:lang w:val="en-US"/>
+        </w:rPr>
+      </w:pPr>
+    </w:p>
+    <w:p>
+      <w:pPr>
+        <w:rPr>
+          <w:lang w:val="en-US"/>
+        </w:rPr>
+      </w:pPr>
+      <w:r>
+        <w:rPr>
+          <w:lang w:val="en-US"/>
+        </w:rPr>
+        <w:t>S4_Guion_8</w:t>
+      </w:r>
+    </w:p>
+    <w:p>
+      <w:pPr>
+        <w:rPr>
+          <w:lang w:val="en-US"/>
+        </w:rPr>
+      </w:pPr>
+    </w:p>
+    <w:p>
+      <w:pPr>
+        <w:rPr>
+          <w:lang w:val="en-US"/>
+        </w:rPr>
+      </w:pPr>
+      <w:r>
+        <w:rPr>
+          <w:lang w:val="en-US"/>
+        </w:rPr>
+        <w:t>&lt;p style="text-align: center;"&gt;&lt;iframe src="https://www.ediloja.com/recursos/2026-1/TIER_1082/Factores_formadores_del_suelo.html" width="800" height="800" loading="lazy"&gt;&lt;/iframe&gt;&lt;/p&gt;</w:t>
+      </w:r>
+    </w:p>
+    <w:p>
+      <w:pPr>
+        <w:rPr>
+          <w:lang w:val="en-US"/>
+        </w:rPr>
+      </w:pPr>
+    </w:p>
+    <w:p>
+      <w:pPr>
+        <w:rPr>
+          <w:lang w:val="en-US"/>
+        </w:rPr>
+      </w:pPr>
+      <w:r>
+        <w:rPr>
+          <w:lang w:val="en-US"/>
+        </w:rPr>
+        <w:t>S4_Guion_9</w:t>
+      </w:r>
+    </w:p>
+    <w:p>
+      <w:pPr>
+        <w:rPr>
+          <w:lang w:val="en-US"/>
+        </w:rPr>
+      </w:pPr>
+    </w:p>
+    <w:p>
+      <w:pPr>
+        <w:rPr>
+          <w:lang w:val="en-US"/>
+        </w:rPr>
+      </w:pPr>
+      <w:r>
+        <w:rPr>
+          <w:lang w:val="en-US"/>
+        </w:rPr>
+        <w:t>&lt;p style="text-align: center;"&gt;&lt;iframe src="https://www.ediloja.com/recursos/2026-1/TIER_1082/Ciclos_biogeoquimicos.html" width="800" height="800" loading="lazy"&gt;&lt;/iframe&gt;&lt;/p&gt;</w:t>
+      </w:r>
+    </w:p>
+    <w:p>
+      <w:pPr>
+        <w:rPr>
+          <w:lang w:val="en-US"/>
+        </w:rPr>
+      </w:pPr>
+    </w:p>
+    <w:p>
+      <w:pPr>
+        <w:rPr>
+          <w:lang w:val="en-US"/>
+        </w:rPr>
+      </w:pPr>
+      <w:r>
+        <w:rPr>
+          <w:lang w:val="en-US"/>
+        </w:rPr>
+        <w:t>S5_Guion_10</w:t>
+      </w:r>
+    </w:p>
+    <w:p>
+      <w:pPr>
+        <w:rPr>
+          <w:lang w:val="en-US"/>
+        </w:rPr>
+      </w:pPr>
+    </w:p>
+    <w:p>
+      <w:pPr>
+        <w:rPr>
+          <w:lang w:val="en-US"/>
+        </w:rPr>
+      </w:pPr>
+      <w:r>
+        <w:rPr>
+          <w:lang w:val="en-US"/>
+        </w:rPr>
+        <w:t>&lt;p style="text-align: center;"&gt;&lt;iframe src="https://www.ediloja.com/recursos/2026-1/TIER_1082/Riesgos_geologicos.html" width="800" height="800" loading="lazy"&gt;&lt;/iframe&gt;&lt;/p&gt;</w:t>
+      </w:r>
+    </w:p>
+    <w:p>
+      <w:pPr>
+        <w:rPr>
+          <w:lang w:val="en-US"/>
+        </w:rPr>
+      </w:pPr>
+    </w:p>
+    <w:p>
+      <w:pPr>
+        <w:rPr>
+          <w:lang w:val="en-US"/>
+        </w:rPr>
+      </w:pPr>
+      <w:r>
+        <w:rPr>
+          <w:lang w:val="en-US"/>
+        </w:rPr>
+        <w:t>S5_Guion_11</w:t>
+      </w:r>
+    </w:p>
+    <w:p>
+      <w:pPr>
+        <w:rPr>
+          <w:lang w:val="en-US"/>
+        </w:rPr>
+      </w:pPr>
+    </w:p>
+    <w:p>
+      <w:pPr>
+        <w:rPr>
+          <w:lang w:val="en-US"/>
+        </w:rPr>
+      </w:pPr>
+      <w:r>
+        <w:rPr>
+          <w:lang w:val="en-US"/>
+        </w:rPr>
+        <w:t>&lt;p style="text-align: center;"&gt;&lt;iframe src="https://www.ediloja.com/recursos/2026-1/TIER_1082/Identificacion_de_amenazas.html" width="800" height="800" loading="lazy"&gt;&lt;/iframe&gt;&lt;/p&gt;</w:t>
+      </w:r>
+    </w:p>
+    <w:p>
+      <w:pPr>
+        <w:rPr>
+          <w:lang w:val="en-US"/>
+        </w:rPr>
+      </w:pPr>
+    </w:p>
+    <w:p>
+      <w:pPr>
+        <w:rPr>
+          <w:lang w:val="en-US"/>
+        </w:rPr>
+      </w:pPr>
+      <w:r>
+        <w:rPr>
+          <w:lang w:val="en-US"/>
+        </w:rPr>
+        <w:t>S6_Guion_12</w:t>
+      </w:r>
+    </w:p>
+    <w:p>
+      <w:pPr>
+        <w:rPr>
+          <w:lang w:val="en-US"/>
+        </w:rPr>
+      </w:pPr>
+    </w:p>
+    <w:p>
+      <w:pPr>
+        <w:rPr>
+          <w:lang w:val="en-US"/>
+        </w:rPr>
+      </w:pPr>
+      <w:r>
+        <w:rPr>
+          <w:lang w:val="en-US"/>
+        </w:rPr>
+        <w:t>&lt;p style="text-align: center;"&gt;&lt;iframe src="https://www.ediloja.com/recursos/2026-1/TIER_1082/Vulnerabilidad_resiliencia_y_planificacion_territorial.html" width="800" height="800" loading="lazy"&gt;&lt;/iframe&gt;&lt;/p&gt;</w:t>
+      </w:r>
+    </w:p>
+    <w:p>
+      <w:pPr>
+        <w:rPr>
+          <w:lang w:val="en-US"/>
+        </w:rPr>
+      </w:pPr>
+    </w:p>
+    <w:p>
+      <w:pPr>
+        <w:rPr>
+          <w:lang w:val="en-US"/>
+        </w:rPr>
+      </w:pPr>
+      <w:r>
+        <w:rPr>
+          <w:lang w:val="en-US"/>
+        </w:rPr>
+        <w:t>S7_Guion_13</w:t>
+      </w:r>
+    </w:p>
+    <w:p>
+      <w:pPr>
+        <w:rPr>
+          <w:lang w:val="en-US"/>
+        </w:rPr>
+      </w:pPr>
+    </w:p>
+    <w:p>
+      <w:pPr>
+        <w:rPr>
+          <w:lang w:val="en-US"/>
+        </w:rPr>
+      </w:pPr>
+      <w:r>
+        <w:rPr>
+          <w:lang w:val="en-US"/>
+        </w:rPr>
+        <w:t>&lt;p style="text-align: center;"&gt;&lt;iframe src="https://www.ediloja.com/recursos/2026-1/TIER_1082/Hitos_historicos_del_cambio_climatico.html" width="800" height="800" loading="lazy"&gt;&lt;/iframe&gt;&lt;/p&gt;</w:t>
+      </w:r>
+    </w:p>
+    <w:p>
+      <w:pPr>
+        <w:rPr>
+          <w:lang w:val="en-US"/>
+        </w:rPr>
+      </w:pPr>
+    </w:p>
+    <w:p>
+      <w:pPr>
+        <w:rPr>
+          <w:lang w:val="en-US"/>
+        </w:rPr>
+      </w:pPr>
+      <w:r>
+        <w:rPr>
+          <w:lang w:val="en-US"/>
+        </w:rPr>
+        <w:t>S7_Guion_14</w:t>
+      </w:r>
+    </w:p>
+    <w:p>
+      <w:pPr>
+        <w:rPr>
+          <w:lang w:val="en-US"/>
+        </w:rPr>
+      </w:pPr>
+    </w:p>
+    <w:p>
+      <w:pPr>
+        <w:rPr>
+          <w:lang w:val="en-US"/>
+        </w:rPr>
+      </w:pPr>
+      <w:r>
+        <w:rPr>
+          <w:lang w:val="en-US"/>
+        </w:rPr>
+        <w:t>&lt;p style="text-align: center;"&gt;&lt;iframe src="https://www.ediloja.com/recursos/2026-1/TIER_1082/Practicas_de_ahorro_y_gestion_eficiente_del_agua.html" width="800" height="800" loading="lazy"&gt;&lt;/iframe&gt;&lt;/p&gt;</w:t>
+      </w:r>
+    </w:p>
+    <w:p>
+      <w:pPr>
+        <w:rPr>
+          <w:lang w:val="en-US"/>
+        </w:rPr>
+      </w:pPr>
+    </w:p>
+    <w:p>
+      <w:pPr>
+        <w:rPr>
+          <w:lang w:val="en-US"/>
+        </w:rPr>
+      </w:pPr>
+      <w:r>
+        <w:rPr>
+          <w:lang w:val="en-US"/>
+        </w:rPr>
+        <w:t>S7_Guion_15</w:t>
+      </w:r>
+    </w:p>
+    <w:p>
+      <w:pPr>
+        <w:rPr>
+          <w:lang w:val="en-US"/>
+        </w:rPr>
+      </w:pPr>
+    </w:p>
+    <w:p>
+      <w:pPr>
+        <w:rPr>
+          <w:lang w:val="en-US"/>
+        </w:rPr>
+      </w:pPr>
+      <w:r>
+        <w:rPr>
+          <w:lang w:val="en-US"/>
+        </w:rPr>
+        <w:t>&lt;p style="text-align: center;"&gt;&lt;iframe src="https://www.ediloja.com/recursos/2026-1/TIER_1082/Los_17_Objetivos_de_Desarrollo_Sostenible_ODS.html" width="800" height="800" loading="lazy"&gt;&lt;/iframe&gt;&lt;/p&gt;</w:t>
+      </w:r>
+    </w:p>
+    <w:p>
+      <w:pPr>
+        <w:rPr>
+          <w:lang w:val="en-US"/>
+        </w:rPr>
+      </w:pPr>
+    </w:p>
+    <w:p>
+      <w:pPr>
+        <w:rPr>
+          <w:lang w:val="en-US"/>
+        </w:rPr>
+      </w:pPr>
+      <w:r>
+        <w:rPr>
+          <w:lang w:val="en-US"/>
+        </w:rPr>
+        <w:t>S8_Guion_16</w:t>
+      </w:r>
+    </w:p>
+    <w:p>
+      <w:pPr>
+        <w:rPr>
+          <w:lang w:val="en-US"/>
+        </w:rPr>
+      </w:pPr>
     </w:p>
     <w:p>
       <w:pPr>
@@ -546,764 +633,7 @@
           <w:lang w:val="en-US"/>
         </w:rPr>
         <w:lastRenderedPageBreak/>
-        <w:t>&lt;p style="text-align: center;"&gt;&lt;</w:t>
-      </w:r>
-      <w:proofErr w:type="spellStart"/>
-      <w:r>
-        <w:rPr>
-          <w:lang w:val="en-US"/>
-        </w:rPr>
-        <w:t>iframe</w:t>
-      </w:r>
-      <w:proofErr w:type="spellEnd"/>
-      <w:r>
-        <w:rPr>
-          <w:lang w:val="en-US"/>
-        </w:rPr>
-        <w:t xml:space="preserve"> src="https://www.ediloja.com/recursos/2026-1/TIER_1082/Objetos_y_materia_organica.html" width="800" height="800" loading="lazy"&gt;&lt;/</w:t>
-      </w:r>
-      <w:proofErr w:type="spellStart"/>
-      <w:r>
-        <w:rPr>
-          <w:lang w:val="en-US"/>
-        </w:rPr>
-        <w:t>iframe</w:t>
-      </w:r>
-      <w:proofErr w:type="spellEnd"/>
-      <w:r>
-        <w:rPr>
-          <w:lang w:val="en-US"/>
-        </w:rPr>
-        <w:t>&gt;&lt;/p&gt;</w:t>
-      </w:r>
-    </w:p>
-    <w:p>
-      <w:pPr>
-        <w:rPr>
-          <w:lang w:val="en-US"/>
-        </w:rPr>
-      </w:pPr>
-    </w:p>
-    <w:p>
-      <w:pPr>
-        <w:rPr>
-          <w:lang w:val="es-EC"/>
-        </w:rPr>
-      </w:pPr>
-      <w:r>
-        <w:rPr>
-          <w:lang w:val="es-EC"/>
-        </w:rPr>
-        <w:t>S4_Guion_8</w:t>
-      </w:r>
-    </w:p>
-    <w:p>
-      <w:pPr>
-        <w:rPr>
-          <w:lang w:val="es-EC"/>
-        </w:rPr>
-      </w:pPr>
-    </w:p>
-    <w:p>
-      <w:pPr>
-        <w:rPr>
-          <w:lang w:val="es-EC"/>
-        </w:rPr>
-      </w:pPr>
-      <w:r>
-        <w:rPr>
-          <w:lang w:val="es-EC"/>
-        </w:rPr>
-        <w:t>&lt;p&gt;S4_Guion_8_Factores_formadores_del_suelo&lt;/p&gt;</w:t>
-      </w:r>
-    </w:p>
-    <w:p>
-      <w:pPr>
-        <w:rPr>
-          <w:lang w:val="en-US"/>
-        </w:rPr>
-      </w:pPr>
-      <w:r>
-        <w:rPr>
-          <w:lang w:val="en-US"/>
-        </w:rPr>
-        <w:t>&lt;p style="text-align: center;"&gt;&lt;</w:t>
-      </w:r>
-      <w:proofErr w:type="spellStart"/>
-      <w:r>
-        <w:rPr>
-          <w:lang w:val="en-US"/>
-        </w:rPr>
-        <w:t>iframe</w:t>
-      </w:r>
-      <w:proofErr w:type="spellEnd"/>
-      <w:r>
-        <w:rPr>
-          <w:lang w:val="en-US"/>
-        </w:rPr>
-        <w:t xml:space="preserve"> src="https://www.ediloja.com/recursos/2026-1/TIER_1082/Factores_formadores_del_suelo.html" width="800" height="800" loading="lazy"&gt;&lt;/</w:t>
-      </w:r>
-      <w:proofErr w:type="spellStart"/>
-      <w:r>
-        <w:rPr>
-          <w:lang w:val="en-US"/>
-        </w:rPr>
-        <w:t>iframe</w:t>
-      </w:r>
-      <w:proofErr w:type="spellEnd"/>
-      <w:r>
-        <w:rPr>
-          <w:lang w:val="en-US"/>
-        </w:rPr>
-        <w:t>&gt;&lt;/p&gt;</w:t>
-      </w:r>
-    </w:p>
-    <w:p>
-      <w:pPr>
-        <w:rPr>
-          <w:lang w:val="en-US"/>
-        </w:rPr>
-      </w:pPr>
-    </w:p>
-    <w:p>
-      <w:pPr>
-        <w:rPr>
-          <w:lang w:val="en-US"/>
-        </w:rPr>
-      </w:pPr>
-      <w:r>
-        <w:rPr>
-          <w:lang w:val="en-US"/>
-        </w:rPr>
-        <w:t>S4_Guion_9</w:t>
-      </w:r>
-    </w:p>
-    <w:p>
-      <w:pPr>
-        <w:rPr>
-          <w:lang w:val="en-US"/>
-        </w:rPr>
-      </w:pPr>
-    </w:p>
-    <w:p>
-      <w:pPr>
-        <w:rPr>
-          <w:lang w:val="en-US"/>
-        </w:rPr>
-      </w:pPr>
-      <w:r>
-        <w:rPr>
-          <w:lang w:val="en-US"/>
-        </w:rPr>
-        <w:t>&lt;p&gt;S4_Guion_9_Ciclos_biogeoquimicos&lt;/p&gt;</w:t>
-      </w:r>
-    </w:p>
-    <w:p>
-      <w:pPr>
-        <w:rPr>
-          <w:lang w:val="en-US"/>
-        </w:rPr>
-      </w:pPr>
-      <w:r>
-        <w:rPr>
-          <w:lang w:val="en-US"/>
-        </w:rPr>
-        <w:t>&lt;p style="text-align: center;"&gt;&lt;</w:t>
-      </w:r>
-      <w:proofErr w:type="spellStart"/>
-      <w:r>
-        <w:rPr>
-          <w:lang w:val="en-US"/>
-        </w:rPr>
-        <w:t>iframe</w:t>
-      </w:r>
-      <w:proofErr w:type="spellEnd"/>
-      <w:r>
-        <w:rPr>
-          <w:lang w:val="en-US"/>
-        </w:rPr>
-        <w:t xml:space="preserve"> src="https://www.ediloja.com/recursos/2026-1/TIER_1082/Ciclos_biogeoquimicos.html" width="800" height="800" loading="lazy"&gt;&lt;/</w:t>
-      </w:r>
-      <w:proofErr w:type="spellStart"/>
-      <w:r>
-        <w:rPr>
-          <w:lang w:val="en-US"/>
-        </w:rPr>
-        <w:t>iframe</w:t>
-      </w:r>
-      <w:proofErr w:type="spellEnd"/>
-      <w:r>
-        <w:rPr>
-          <w:lang w:val="en-US"/>
-        </w:rPr>
-        <w:t>&gt;&lt;/p&gt;</w:t>
-      </w:r>
-    </w:p>
-    <w:p>
-      <w:pPr>
-        <w:rPr>
-          <w:lang w:val="en-US"/>
-        </w:rPr>
-      </w:pPr>
-    </w:p>
-    <w:p>
-      <w:pPr>
-        <w:rPr>
-          <w:lang w:val="en-US"/>
-        </w:rPr>
-      </w:pPr>
-      <w:r>
-        <w:rPr>
-          <w:lang w:val="en-US"/>
-        </w:rPr>
-        <w:t>S5_Guion_10</w:t>
-      </w:r>
-    </w:p>
-    <w:p>
-      <w:pPr>
-        <w:rPr>
-          <w:lang w:val="en-US"/>
-        </w:rPr>
-      </w:pPr>
-    </w:p>
-    <w:p>
-      <w:pPr>
-        <w:rPr>
-          <w:lang w:val="en-US"/>
-        </w:rPr>
-      </w:pPr>
-      <w:r>
-        <w:rPr>
-          <w:lang w:val="en-US"/>
-        </w:rPr>
-        <w:t>&lt;p&gt;S5_Guion_10_Riesgos_geologicos&lt;/p&gt;</w:t>
-      </w:r>
-    </w:p>
-    <w:p>
-      <w:pPr>
-        <w:rPr>
-          <w:lang w:val="en-US"/>
-        </w:rPr>
-      </w:pPr>
-      <w:r>
-        <w:rPr>
-          <w:lang w:val="en-US"/>
-        </w:rPr>
-        <w:t>&lt;p style="text-align: center;"&gt;&lt;</w:t>
-      </w:r>
-      <w:proofErr w:type="spellStart"/>
-      <w:r>
-        <w:rPr>
-          <w:lang w:val="en-US"/>
-        </w:rPr>
-        <w:t>iframe</w:t>
-      </w:r>
-      <w:proofErr w:type="spellEnd"/>
-      <w:r>
-        <w:rPr>
-          <w:lang w:val="en-US"/>
-        </w:rPr>
-        <w:t xml:space="preserve"> src="https://www.ediloja.com/recursos/2026-1/TIER_1082/Riesgos_geologicos.html" width="800" height="800" loading="lazy"&gt;&lt;/</w:t>
-      </w:r>
-      <w:proofErr w:type="spellStart"/>
-      <w:r>
-        <w:rPr>
-          <w:lang w:val="en-US"/>
-        </w:rPr>
-        <w:t>iframe</w:t>
-      </w:r>
-      <w:proofErr w:type="spellEnd"/>
-      <w:r>
-        <w:rPr>
-          <w:lang w:val="en-US"/>
-        </w:rPr>
-        <w:t>&gt;&lt;/p&gt;</w:t>
-      </w:r>
-    </w:p>
-    <w:p>
-      <w:pPr>
-        <w:rPr>
-          <w:lang w:val="en-US"/>
-        </w:rPr>
-      </w:pPr>
-    </w:p>
-    <w:p>
-      <w:pPr>
-        <w:rPr>
-          <w:lang w:val="es-EC"/>
-        </w:rPr>
-      </w:pPr>
-      <w:r>
-        <w:rPr>
-          <w:lang w:val="es-EC"/>
-        </w:rPr>
-        <w:t>S5_Guion_11</w:t>
-      </w:r>
-    </w:p>
-    <w:p>
-      <w:pPr>
-        <w:rPr>
-          <w:lang w:val="es-EC"/>
-        </w:rPr>
-      </w:pPr>
-    </w:p>
-    <w:p>
-      <w:pPr>
-        <w:rPr>
-          <w:lang w:val="es-EC"/>
-        </w:rPr>
-      </w:pPr>
-      <w:r>
-        <w:rPr>
-          <w:lang w:val="es-EC"/>
-        </w:rPr>
-        <w:t>&lt;p&gt;S5_Guion_11_Identificacion_de_amenazas&lt;/p&gt;</w:t>
-      </w:r>
-    </w:p>
-    <w:p>
-      <w:pPr>
-        <w:rPr>
-          <w:lang w:val="en-US"/>
-        </w:rPr>
-      </w:pPr>
-      <w:r>
-        <w:rPr>
-          <w:lang w:val="en-US"/>
-        </w:rPr>
-        <w:t>&lt;p style="text-align: center;"&gt;&lt;</w:t>
-      </w:r>
-      <w:proofErr w:type="spellStart"/>
-      <w:r>
-        <w:rPr>
-          <w:lang w:val="en-US"/>
-        </w:rPr>
-        <w:t>iframe</w:t>
-      </w:r>
-      <w:proofErr w:type="spellEnd"/>
-      <w:r>
-        <w:rPr>
-          <w:lang w:val="en-US"/>
-        </w:rPr>
-        <w:t xml:space="preserve"> src="https://www.ediloja.com/recursos/2026-1/TIER_1082/Identificacion_de_amenazas.html" width="800" height="800" loading="lazy"&gt;&lt;/</w:t>
-      </w:r>
-      <w:proofErr w:type="spellStart"/>
-      <w:r>
-        <w:rPr>
-          <w:lang w:val="en-US"/>
-        </w:rPr>
-        <w:t>iframe</w:t>
-      </w:r>
-      <w:proofErr w:type="spellEnd"/>
-      <w:r>
-        <w:rPr>
-          <w:lang w:val="en-US"/>
-        </w:rPr>
-        <w:t>&gt;&lt;/p&gt;</w:t>
-      </w:r>
-    </w:p>
-    <w:p>
-      <w:pPr>
-        <w:rPr>
-          <w:lang w:val="en-US"/>
-        </w:rPr>
-      </w:pPr>
-    </w:p>
-    <w:p>
-      <w:pPr>
-        <w:rPr>
-          <w:lang w:val="es-EC"/>
-        </w:rPr>
-      </w:pPr>
-      <w:r>
-        <w:rPr>
-          <w:lang w:val="es-EC"/>
-        </w:rPr>
-        <w:t>S6_Guion_12</w:t>
-      </w:r>
-    </w:p>
-    <w:p>
-      <w:pPr>
-        <w:rPr>
-          <w:lang w:val="es-EC"/>
-        </w:rPr>
-      </w:pPr>
-    </w:p>
-    <w:p>
-      <w:pPr>
-        <w:rPr>
-          <w:lang w:val="es-EC"/>
-        </w:rPr>
-      </w:pPr>
-      <w:r>
-        <w:rPr>
-          <w:lang w:val="es-EC"/>
-        </w:rPr>
-        <w:t>&lt;p&gt;S6_Guion_12_Vulnerabilidad_resiliencia_y_planificacion_territorial&lt;/p&gt;</w:t>
-      </w:r>
-    </w:p>
-    <w:p>
-      <w:pPr>
-        <w:rPr>
-          <w:lang w:val="en-US"/>
-        </w:rPr>
-      </w:pPr>
-      <w:r>
-        <w:rPr>
-          <w:lang w:val="en-US"/>
-        </w:rPr>
-        <w:t>&lt;p style="text-align: center;"&gt;&lt;</w:t>
-      </w:r>
-      <w:proofErr w:type="spellStart"/>
-      <w:r>
-        <w:rPr>
-          <w:lang w:val="en-US"/>
-        </w:rPr>
-        <w:t>iframe</w:t>
-      </w:r>
-      <w:proofErr w:type="spellEnd"/>
-      <w:r>
-        <w:rPr>
-          <w:lang w:val="en-US"/>
-        </w:rPr>
-        <w:t xml:space="preserve"> src="https://www.ediloja.com/recursos/2026-1/TIER_1082/Vulnerabilidad_resiliencia_y_planificacion_territorial.html" width="800" height="800" loading="lazy"&gt;&lt;/</w:t>
-      </w:r>
-      <w:proofErr w:type="spellStart"/>
-      <w:r>
-        <w:rPr>
-          <w:lang w:val="en-US"/>
-        </w:rPr>
-        <w:t>iframe</w:t>
-      </w:r>
-      <w:proofErr w:type="spellEnd"/>
-      <w:r>
-        <w:rPr>
-          <w:lang w:val="en-US"/>
-        </w:rPr>
-        <w:t>&gt;&lt;/p&gt;</w:t>
-      </w:r>
-    </w:p>
-    <w:p>
-      <w:pPr>
-        <w:rPr>
-          <w:lang w:val="en-US"/>
-        </w:rPr>
-      </w:pPr>
-    </w:p>
-    <w:p>
-      <w:pPr>
-        <w:rPr>
-          <w:lang w:val="es-EC"/>
-        </w:rPr>
-      </w:pPr>
-      <w:r>
-        <w:rPr>
-          <w:lang w:val="es-EC"/>
-        </w:rPr>
-        <w:t>S7_Guion_13</w:t>
-      </w:r>
-    </w:p>
-    <w:p>
-      <w:pPr>
-        <w:rPr>
-          <w:lang w:val="es-EC"/>
-        </w:rPr>
-      </w:pPr>
-    </w:p>
-    <w:p>
-      <w:pPr>
-        <w:rPr>
-          <w:lang w:val="es-EC"/>
-        </w:rPr>
-      </w:pPr>
-      <w:r>
-        <w:rPr>
-          <w:lang w:val="es-EC"/>
-        </w:rPr>
-        <w:t>&lt;p&gt;S7_Guion_13_Hitos_historicos_del_cambio_climatico&lt;/p&gt;</w:t>
-      </w:r>
-    </w:p>
-    <w:p>
-      <w:pPr>
-        <w:rPr>
-          <w:lang w:val="en-US"/>
-        </w:rPr>
-      </w:pPr>
-      <w:r>
-        <w:rPr>
-          <w:lang w:val="en-US"/>
-        </w:rPr>
-        <w:t>&lt;p style="text-align: center;"&gt;&lt;</w:t>
-      </w:r>
-      <w:proofErr w:type="spellStart"/>
-      <w:r>
-        <w:rPr>
-          <w:lang w:val="en-US"/>
-        </w:rPr>
-        <w:t>iframe</w:t>
-      </w:r>
-      <w:proofErr w:type="spellEnd"/>
-      <w:r>
-        <w:rPr>
-          <w:lang w:val="en-US"/>
-        </w:rPr>
-        <w:t xml:space="preserve"> src="https://www.ediloja.com/recursos/2026-1/TIER_1082/Hitos_historicos_del_cambio_climatico.html" width="800" height="800" loading="lazy"&gt;&lt;/</w:t>
-      </w:r>
-      <w:proofErr w:type="spellStart"/>
-      <w:r>
-        <w:rPr>
-          <w:lang w:val="en-US"/>
-        </w:rPr>
-        <w:t>iframe</w:t>
-      </w:r>
-      <w:proofErr w:type="spellEnd"/>
-      <w:r>
-        <w:rPr>
-          <w:lang w:val="en-US"/>
-        </w:rPr>
-        <w:t>&gt;&lt;/p&gt;</w:t>
-      </w:r>
-    </w:p>
-    <w:p>
-      <w:pPr>
-        <w:rPr>
-          <w:lang w:val="en-US"/>
-        </w:rPr>
-      </w:pPr>
-    </w:p>
-    <w:p>
-      <w:pPr>
-        <w:rPr>
-          <w:lang w:val="es-EC"/>
-        </w:rPr>
-      </w:pPr>
-      <w:r>
-        <w:rPr>
-          <w:lang w:val="es-EC"/>
-        </w:rPr>
-        <w:t>S7_Guion_14</w:t>
-      </w:r>
-    </w:p>
-    <w:p>
-      <w:pPr>
-        <w:rPr>
-          <w:lang w:val="es-EC"/>
-        </w:rPr>
-      </w:pPr>
-    </w:p>
-    <w:p>
-      <w:pPr>
-        <w:rPr>
-          <w:lang w:val="es-EC"/>
-        </w:rPr>
-      </w:pPr>
-      <w:r>
-        <w:rPr>
-          <w:lang w:val="es-EC"/>
-        </w:rPr>
-        <w:t>&lt;p&gt;S7_Guion_14_Practicas_de_ahorro_y_gestion_eficiente_del_agua&lt;/p&gt;</w:t>
-      </w:r>
-    </w:p>
-    <w:p>
-      <w:pPr>
-        <w:rPr>
-          <w:lang w:val="en-US"/>
-        </w:rPr>
-      </w:pPr>
-      <w:r>
-        <w:rPr>
-          <w:lang w:val="en-US"/>
-        </w:rPr>
-        <w:t>&lt;p style="text-align: center;"&gt;&lt;</w:t>
-      </w:r>
-      <w:proofErr w:type="spellStart"/>
-      <w:r>
-        <w:rPr>
-          <w:lang w:val="en-US"/>
-        </w:rPr>
-        <w:t>iframe</w:t>
-      </w:r>
-      <w:proofErr w:type="spellEnd"/>
-      <w:r>
-        <w:rPr>
-          <w:lang w:val="en-US"/>
-        </w:rPr>
-        <w:t xml:space="preserve"> src="https://www.ediloja.com/recursos/2026-1/TIER_1082/Practicas_de_ahorro_y_gestion_eficiente_del_agua.html" width="800" height="800" loading="lazy"&gt;&lt;/</w:t>
-      </w:r>
-      <w:proofErr w:type="spellStart"/>
-      <w:r>
-        <w:rPr>
-          <w:lang w:val="en-US"/>
-        </w:rPr>
-        <w:t>iframe</w:t>
-      </w:r>
-      <w:proofErr w:type="spellEnd"/>
-      <w:r>
-        <w:rPr>
-          <w:lang w:val="en-US"/>
-        </w:rPr>
-        <w:t>&gt;&lt;/p&gt;</w:t>
-      </w:r>
-    </w:p>
-    <w:p>
-      <w:pPr>
-        <w:rPr>
-          <w:lang w:val="en-US"/>
-        </w:rPr>
-      </w:pPr>
-    </w:p>
-    <w:p>
-      <w:pPr>
-        <w:rPr>
-          <w:lang w:val="es-EC"/>
-        </w:rPr>
-      </w:pPr>
-      <w:r>
-        <w:rPr>
-          <w:lang w:val="es-EC"/>
-        </w:rPr>
-        <w:t>S7_Guion_15</w:t>
-      </w:r>
-    </w:p>
-    <w:p>
-      <w:pPr>
-        <w:rPr>
-          <w:lang w:val="es-EC"/>
-        </w:rPr>
-      </w:pPr>
-    </w:p>
-    <w:p>
-      <w:pPr>
-        <w:rPr>
-          <w:lang w:val="es-EC"/>
-        </w:rPr>
-      </w:pPr>
-      <w:r>
-        <w:rPr>
-          <w:lang w:val="es-EC"/>
-        </w:rPr>
-        <w:t>&lt;p&gt;S7_Guion_15_Los_17_Objetivos_de_Desarrollo_Sostenible_(ODS)&lt;/p&gt;</w:t>
-      </w:r>
-    </w:p>
-    <w:p>
-      <w:pPr>
-        <w:rPr>
-          <w:lang w:val="en-US"/>
-        </w:rPr>
-      </w:pPr>
-      <w:r>
-        <w:rPr>
-          <w:lang w:val="en-US"/>
-        </w:rPr>
-        <w:t>&lt;p style="text-align: center;"&gt;&lt;</w:t>
-      </w:r>
-      <w:proofErr w:type="spellStart"/>
-      <w:r>
-        <w:rPr>
-          <w:lang w:val="en-US"/>
-        </w:rPr>
-        <w:t>iframe</w:t>
-      </w:r>
-      <w:proofErr w:type="spellEnd"/>
-      <w:r>
-        <w:rPr>
-          <w:lang w:val="en-US"/>
-        </w:rPr>
-        <w:t xml:space="preserve"> src="https://www.ediloja.com/recursos/2026-1/TIER_1082/Los_17_Objetivos_de_Desarrollo_Sostenible_(ODS).html" width="800" height="800" loading="lazy"&gt;&lt;/</w:t>
-      </w:r>
-      <w:proofErr w:type="spellStart"/>
-      <w:r>
-        <w:rPr>
-          <w:lang w:val="en-US"/>
-        </w:rPr>
-        <w:t>iframe</w:t>
-      </w:r>
-      <w:proofErr w:type="spellEnd"/>
-      <w:r>
-        <w:rPr>
-          <w:lang w:val="en-US"/>
-        </w:rPr>
-        <w:t>&gt;&lt;/p&gt;</w:t>
-      </w:r>
-    </w:p>
-    <w:p>
-      <w:pPr>
-        <w:rPr>
-          <w:lang w:val="en-US"/>
-        </w:rPr>
-      </w:pPr>
-    </w:p>
-    <w:p>
-      <w:pPr>
-        <w:rPr>
-          <w:lang w:val="es-EC"/>
-        </w:rPr>
-      </w:pPr>
-      <w:r>
-        <w:rPr>
-          <w:lang w:val="es-EC"/>
-        </w:rPr>
-        <w:t>S8_Guion_16</w:t>
-      </w:r>
-    </w:p>
-    <w:p>
-      <w:pPr>
-        <w:rPr>
-          <w:lang w:val="es-EC"/>
-        </w:rPr>
-      </w:pPr>
-    </w:p>
-    <w:p>
-      <w:pPr>
-        <w:rPr>
-          <w:lang w:val="es-EC"/>
-        </w:rPr>
-      </w:pPr>
-      <w:r>
-        <w:rPr>
-          <w:lang w:val="es-EC"/>
-        </w:rPr>
-        <w:t>&lt;p&gt;S8_Guion_16_Resumen_de_la_asignatura&lt;/p&gt;</w:t>
-      </w:r>
-    </w:p>
-    <w:p>
-      <w:pPr>
-        <w:rPr>
-          <w:lang w:val="en-US"/>
-        </w:rPr>
-      </w:pPr>
-      <w:r>
-        <w:rPr>
-          <w:lang w:val="en-US"/>
-        </w:rPr>
-        <w:t>&lt;p style="text-align: center;"&gt;&lt;</w:t>
-      </w:r>
-      <w:proofErr w:type="spellStart"/>
-      <w:r>
-        <w:rPr>
-          <w:lang w:val="en-US"/>
-        </w:rPr>
-        <w:t>iframe</w:t>
-      </w:r>
-      <w:proofErr w:type="spellEnd"/>
-      <w:r>
-        <w:rPr>
-          <w:lang w:val="en-US"/>
-        </w:rPr>
-        <w:t xml:space="preserve"> src="https://www.ediloja.com/recursos/2026-1/TIER_1082/Resumen_de_la_asignatura.html" width="800" height="800" loading="lazy"&gt;&lt;/</w:t>
-      </w:r>
-      <w:proofErr w:type="spellStart"/>
-      <w:r>
-        <w:rPr>
-          <w:lang w:val="en-US"/>
-        </w:rPr>
-        <w:t>iframe</w:t>
-      </w:r>
-      <w:proofErr w:type="spellEnd"/>
-      <w:r>
-        <w:rPr>
-          <w:lang w:val="en-US"/>
-        </w:rPr>
-        <w:t>&gt;&lt;/p&gt;</w:t>
+        <w:t>&lt;p style="text-align: center;"&gt;&lt;iframe src="https://www.ediloja.com/recursos/2026-1/TIER_1082/Resumen_de_la_asignatura.html" width="800" height="800" loading="lazy"&gt;&lt;/iframe&gt;&lt;/p&gt;</w:t>
       </w:r>
     </w:p>
     <w:p>
@@ -1923,6 +1253,7 @@
   <w:style w:type="character" w:default="1" w:styleId="Fuentedeprrafopredeter">
     <w:name w:val="Default Paragraph Font"/>
     <w:uiPriority w:val="1"/>
+    <w:semiHidden/>
     <w:unhideWhenUsed/>
   </w:style>
   <w:style w:type="table" w:default="1" w:styleId="Tablanormal">
